--- a/human/tasks/B-02/summary.docx
+++ b/human/tasks/B-02/summary.docx
@@ -202,7 +202,12 @@
     </w:p>
     <w:p>
       <w:r>
-        <w:t>累计48/71、剩余23，下一E-04。B-02仍阻塞；本轮完成结构和当前交接，不把模板/合成核查当正式批次，整体根目录迁移继续。</w:t>
+        <w:t>规范化71/71包、根目录迁移19/19项完成；每包Word由Agent源生成。</w:t>
+      </w:r>
+    </w:p>
+    <w:p>
+      <w:r>
+        <w:t>业务状态BLOCKED_EXTERNAL，原签收与未交付项不变；后续按注册表和实际依赖推进。</w:t>
       </w:r>
     </w:p>
     <w:p>
